--- a/docs/决策记录/T0.1-待对齐清单.docx
+++ b/docs/决策记录/T0.1-待对齐清单.docx
@@ -1866,6 +1866,167 @@
           <w:sz w:val="21"/>
           <w:szCs w:val="21"/>
         </w:rPr>
+        <w:t xml:space="preserve">镜像里看到的一个实际情况(2026-09-03)</w:t>
+      </w:r>
+      <w:r>
+        <w:rPr>
+          <w:rFonts w:ascii="Calibri" w:cs="Calibri" w:eastAsia="微软雅黑" w:hAnsi="Calibri"/>
+          <w:sz w:val="21"/>
+          <w:szCs w:val="21"/>
+        </w:rPr>
+        <w:t xml:space="preserve">:润扬大桥瓜州储能的 11 台子设备(PCS、BMS、电表、液冷机、传感器、测控)</w:t>
+      </w:r>
+      <w:r>
+        <w:rPr>
+          <w:rFonts w:ascii="Calibri" w:cs="Calibri" w:eastAsia="微软雅黑" w:hAnsi="Calibri"/>
+          <w:b/>
+          <w:bCs/>
+          <w:sz w:val="21"/>
+          <w:szCs w:val="21"/>
+        </w:rPr>
+        <w:t xml:space="preserve">全部挂在 `default` 这个通用设备模板上</w:t>
+      </w:r>
+      <w:r>
+        <w:rPr>
+          <w:rFonts w:ascii="Calibri" w:cs="Calibri" w:eastAsia="微软雅黑" w:hAnsi="Calibri"/>
+          <w:sz w:val="21"/>
+          <w:szCs w:val="21"/>
+        </w:rPr>
+        <w:t xml:space="preserve">,和 </w:t>
+      </w:r>
+      <w:r>
+        <w:rPr>
+          <w:rFonts w:ascii="Consolas" w:cs="Consolas" w:eastAsia="微软雅黑" w:hAnsi="Consolas"/>
+          <w:sz w:val="21"/>
+          <w:szCs w:val="21"/>
+          <w:shd w:fill="F2F2F2" w:val="clear"/>
+        </w:rPr>
+        <w:t xml:space="preserve">thermostat</w:t>
+      </w:r>
+      <w:r>
+        <w:rPr>
+          <w:rFonts w:ascii="Calibri" w:cs="Calibri" w:eastAsia="微软雅黑" w:hAnsi="Calibri"/>
+          <w:sz w:val="21"/>
+          <w:szCs w:val="21"/>
+        </w:rPr>
+        <w:t xml:space="preserve"> 等杂项设备混在一起。如果「通讯中断」写进 </w:t>
+      </w:r>
+      <w:r>
+        <w:rPr>
+          <w:rFonts w:ascii="Consolas" w:cs="Consolas" w:eastAsia="微软雅黑" w:hAnsi="Consolas"/>
+          <w:sz w:val="21"/>
+          <w:szCs w:val="21"/>
+          <w:shd w:fill="F2F2F2" w:val="clear"/>
+        </w:rPr>
+        <w:t xml:space="preserve">default</w:t>
+      </w:r>
+      <w:r>
+        <w:rPr>
+          <w:rFonts w:ascii="Calibri" w:cs="Calibri" w:eastAsia="微软雅黑" w:hAnsi="Calibri"/>
+          <w:sz w:val="21"/>
+          <w:szCs w:val="21"/>
+        </w:rPr>
+        <w:t xml:space="preserve"> 模板,库里所有 </w:t>
+      </w:r>
+      <w:r>
+        <w:rPr>
+          <w:rFonts w:ascii="Consolas" w:cs="Consolas" w:eastAsia="微软雅黑" w:hAnsi="Consolas"/>
+          <w:sz w:val="21"/>
+          <w:szCs w:val="21"/>
+          <w:shd w:fill="F2F2F2" w:val="clear"/>
+        </w:rPr>
+        <w:t xml:space="preserve">default</w:t>
+      </w:r>
+      <w:r>
+        <w:rPr>
+          <w:rFonts w:ascii="Calibri" w:cs="Calibri" w:eastAsia="微软雅黑" w:hAnsi="Calibri"/>
+          <w:sz w:val="21"/>
+          <w:szCs w:val="21"/>
+        </w:rPr>
+        <w:t xml:space="preserve"> 设备都会跟着报。所以我们加一条兜底:</w:t>
+      </w:r>
+      <w:r>
+        <w:rPr>
+          <w:rFonts w:ascii="Calibri" w:cs="Calibri" w:eastAsia="微软雅黑" w:hAnsi="Calibri"/>
+          <w:b/>
+          <w:bCs/>
+          <w:sz w:val="21"/>
+          <w:szCs w:val="21"/>
+        </w:rPr>
+        <w:t xml:space="preserve">设备还挂在通用模板上时,它的告警一律走站点规则链,工具不往通用模板里写任何规则</w:t>
+      </w:r>
+      <w:r>
+        <w:rPr>
+          <w:rFonts w:ascii="Calibri" w:cs="Calibri" w:eastAsia="微软雅黑" w:hAnsi="Calibri"/>
+          <w:sz w:val="21"/>
+          <w:szCs w:val="21"/>
+        </w:rPr>
+        <w:t xml:space="preserve">。要享受模板级告警的好处,得先给设备分专属模板(</w:t>
+      </w:r>
+      <w:r>
+        <w:rPr>
+          <w:rFonts w:ascii="Consolas" w:cs="Consolas" w:eastAsia="微软雅黑" w:hAnsi="Consolas"/>
+          <w:sz w:val="21"/>
+          <w:szCs w:val="21"/>
+          <w:shd w:fill="F2F2F2" w:val="clear"/>
+        </w:rPr>
+        <w:t xml:space="preserve">ESS_PCS</w:t>
+      </w:r>
+      <w:r>
+        <w:rPr>
+          <w:rFonts w:ascii="Calibri" w:cs="Calibri" w:eastAsia="微软雅黑" w:hAnsi="Calibri"/>
+          <w:sz w:val="21"/>
+          <w:szCs w:val="21"/>
+        </w:rPr>
+        <w:t xml:space="preserve">、</w:t>
+      </w:r>
+      <w:r>
+        <w:rPr>
+          <w:rFonts w:ascii="Consolas" w:cs="Consolas" w:eastAsia="微软雅黑" w:hAnsi="Consolas"/>
+          <w:sz w:val="21"/>
+          <w:szCs w:val="21"/>
+          <w:shd w:fill="F2F2F2" w:val="clear"/>
+        </w:rPr>
+        <w:t xml:space="preserve">ESS_BMS</w:t>
+      </w:r>
+      <w:r>
+        <w:rPr>
+          <w:rFonts w:ascii="Calibri" w:cs="Calibri" w:eastAsia="微软雅黑" w:hAnsi="Calibri"/>
+          <w:sz w:val="21"/>
+          <w:szCs w:val="21"/>
+        </w:rPr>
+        <w:t xml:space="preserve">、</w:t>
+      </w:r>
+      <w:r>
+        <w:rPr>
+          <w:rFonts w:ascii="Consolas" w:cs="Consolas" w:eastAsia="微软雅黑" w:hAnsi="Consolas"/>
+          <w:sz w:val="21"/>
+          <w:szCs w:val="21"/>
+          <w:shd w:fill="F2F2F2" w:val="clear"/>
+        </w:rPr>
+        <w:t xml:space="preserve">METER</w:t>
+      </w:r>
+      <w:r>
+        <w:rPr>
+          <w:rFonts w:ascii="Calibri" w:cs="Calibri" w:eastAsia="微软雅黑" w:hAnsi="Calibri"/>
+          <w:sz w:val="21"/>
+          <w:szCs w:val="21"/>
+        </w:rPr>
+        <w:t xml:space="preserve">……),这是设备接入阶段的事。</w:t>
+      </w:r>
+    </w:p>
+    <w:p>
+      <w:pPr>
+        <w:spacing w:after="100" w:before="60"/>
+      </w:pPr>
+      <w:r>
+        <w:rPr>
+          <w:rFonts w:ascii="Calibri" w:cs="Calibri" w:eastAsia="微软雅黑" w:hAnsi="Calibri"/>
+          <w:b/>
+          <w:bCs/>
+          <w:sz w:val="21"/>
+          <w:szCs w:val="21"/>
+        </w:rPr>
         <w:t xml:space="preserve">需要你确认</w:t>
       </w:r>
       <w:r>
@@ -1889,6 +2050,34 @@
           <w:szCs w:val="21"/>
         </w:rPr>
         <w:t xml:space="preserve">☐ 同意这个分法</w:t>
+      </w:r>
+    </w:p>
+    <w:p>
+      <w:pPr>
+        <w:spacing w:after="40" w:before="40"/>
+        <w:ind w:left="720" w:hanging="360"/>
+      </w:pPr>
+      <w:r>
+        <w:rPr>
+          <w:rFonts w:ascii="Calibri" w:cs="Calibri" w:eastAsia="微软雅黑" w:hAnsi="Calibri"/>
+          <w:sz w:val="21"/>
+          <w:szCs w:val="21"/>
+        </w:rPr>
+        <w:t xml:space="preserve">☐ 同意「通用模板不写规则」的兜底</w:t>
+      </w:r>
+    </w:p>
+    <w:p>
+      <w:pPr>
+        <w:spacing w:after="40" w:before="40"/>
+        <w:ind w:left="720" w:hanging="360"/>
+      </w:pPr>
+      <w:r>
+        <w:rPr>
+          <w:rFonts w:ascii="Calibri" w:cs="Calibri" w:eastAsia="微软雅黑" w:hAnsi="Calibri"/>
+          <w:sz w:val="21"/>
+          <w:szCs w:val="21"/>
+        </w:rPr>
+        <w:t xml:space="preserve">☐ 润扬这批设备要不要在第 1–2 周内分到专属模板?(要,由 ______ 负责,预计 ______ / 不要,一期全走站点规则链)</w:t>
       </w:r>
     </w:p>
     <w:p>

--- a/docs/决策记录/T0.1-待对齐清单.docx
+++ b/docs/决策记录/T0.1-待对齐清单.docx
@@ -2027,6 +2027,98 @@
           <w:sz w:val="21"/>
           <w:szCs w:val="21"/>
         </w:rPr>
+        <w:t xml:space="preserve">仙人山(当前暂定的联调站点)情况类似</w:t>
+      </w:r>
+      <w:r>
+        <w:rPr>
+          <w:rFonts w:ascii="Calibri" w:cs="Calibri" w:eastAsia="微软雅黑" w:hAnsi="Calibri"/>
+          <w:sz w:val="21"/>
+          <w:szCs w:val="21"/>
+        </w:rPr>
+        <w:t xml:space="preserve">:170 台设备里 129 台在 </w:t>
+      </w:r>
+      <w:r>
+        <w:rPr>
+          <w:rFonts w:ascii="Consolas" w:cs="Consolas" w:eastAsia="微软雅黑" w:hAnsi="Consolas"/>
+          <w:sz w:val="21"/>
+          <w:szCs w:val="21"/>
+          <w:shd w:fill="F2F2F2" w:val="clear"/>
+        </w:rPr>
+        <w:t xml:space="preserve">default</w:t>
+      </w:r>
+      <w:r>
+        <w:rPr>
+          <w:rFonts w:ascii="Calibri" w:cs="Calibri" w:eastAsia="微软雅黑" w:hAnsi="Calibri"/>
+          <w:sz w:val="21"/>
+          <w:szCs w:val="21"/>
+        </w:rPr>
+        <w:t xml:space="preserve"> 模板,只有 32 台 IED、6 台电表、2 台 ATS 有专属模板。另外这批设备的 </w:t>
+      </w:r>
+      <w:r>
+        <w:rPr>
+          <w:rFonts w:ascii="Consolas" w:cs="Consolas" w:eastAsia="微软雅黑" w:hAnsi="Consolas"/>
+          <w:sz w:val="21"/>
+          <w:szCs w:val="21"/>
+          <w:shd w:fill="F2F2F2" w:val="clear"/>
+        </w:rPr>
+        <w:t xml:space="preserve">COM</w:t>
+      </w:r>
+      <w:r>
+        <w:rPr>
+          <w:rFonts w:ascii="Calibri" w:cs="Calibri" w:eastAsia="微软雅黑" w:hAnsi="Calibri"/>
+          <w:sz w:val="21"/>
+          <w:szCs w:val="21"/>
+        </w:rPr>
+        <w:t xml:space="preserve"> 是一个不断累加的</w:t>
+      </w:r>
+      <w:r>
+        <w:rPr>
+          <w:rFonts w:ascii="Calibri" w:cs="Calibri" w:eastAsia="微软雅黑" w:hAnsi="Calibri"/>
+          <w:b/>
+          <w:bCs/>
+          <w:sz w:val="21"/>
+          <w:szCs w:val="21"/>
+        </w:rPr>
+        <w:t xml:space="preserve">通讯计数</w:t>
+      </w:r>
+      <w:r>
+        <w:rPr>
+          <w:rFonts w:ascii="Calibri" w:cs="Calibri" w:eastAsia="微软雅黑" w:hAnsi="Calibri"/>
+          <w:sz w:val="21"/>
+          <w:szCs w:val="21"/>
+        </w:rPr>
+        <w:t xml:space="preserve">(如 783.6),不是 0/1,所以「通讯中断」不能写成 </w:t>
+      </w:r>
+      <w:r>
+        <w:rPr>
+          <w:rFonts w:ascii="Consolas" w:cs="Consolas" w:eastAsia="微软雅黑" w:hAnsi="Consolas"/>
+          <w:sz w:val="21"/>
+          <w:szCs w:val="21"/>
+          <w:shd w:fill="F2F2F2" w:val="clear"/>
+        </w:rPr>
+        <w:t xml:space="preserve">COM == 0</w:t>
+      </w:r>
+      <w:r>
+        <w:rPr>
+          <w:rFonts w:ascii="Calibri" w:cs="Calibri" w:eastAsia="微软雅黑" w:hAnsi="Calibri"/>
+          <w:sz w:val="21"/>
+          <w:szCs w:val="21"/>
+        </w:rPr>
+        <w:t xml:space="preserve">,要用「一段时间没变化」或 TB 自带的设备离线(inactivity)判断——这一点对模板级告警怎么实现有直接影响。</w:t>
+      </w:r>
+    </w:p>
+    <w:p>
+      <w:pPr>
+        <w:spacing w:after="100" w:before="60"/>
+      </w:pPr>
+      <w:r>
+        <w:rPr>
+          <w:rFonts w:ascii="Calibri" w:cs="Calibri" w:eastAsia="微软雅黑" w:hAnsi="Calibri"/>
+          <w:b/>
+          <w:bCs/>
+          <w:sz w:val="21"/>
+          <w:szCs w:val="21"/>
+        </w:rPr>
         <w:t xml:space="preserve">需要你确认</w:t>
       </w:r>
       <w:r>
@@ -2064,6 +2156,37 @@
           <w:szCs w:val="21"/>
         </w:rPr>
         <w:t xml:space="preserve">☐ 同意「通用模板不写规则」的兜底</w:t>
+      </w:r>
+    </w:p>
+    <w:p>
+      <w:pPr>
+        <w:spacing w:after="40" w:before="40"/>
+        <w:ind w:left="720" w:hanging="360"/>
+      </w:pPr>
+      <w:r>
+        <w:rPr>
+          <w:rFonts w:ascii="Calibri" w:cs="Calibri" w:eastAsia="微软雅黑" w:hAnsi="Calibri"/>
+          <w:sz w:val="21"/>
+          <w:szCs w:val="21"/>
+        </w:rPr>
+        <w:t xml:space="preserve">☐ 通讯中断按「设备离线(inactivity)」判定,而不是按 </w:t>
+      </w:r>
+      <w:r>
+        <w:rPr>
+          <w:rFonts w:ascii="Consolas" w:cs="Consolas" w:eastAsia="微软雅黑" w:hAnsi="Consolas"/>
+          <w:sz w:val="21"/>
+          <w:szCs w:val="21"/>
+          <w:shd w:fill="F2F2F2" w:val="clear"/>
+        </w:rPr>
+        <w:t xml:space="preserve">COM</w:t>
+      </w:r>
+      <w:r>
+        <w:rPr>
+          <w:rFonts w:ascii="Calibri" w:cs="Calibri" w:eastAsia="微软雅黑" w:hAnsi="Calibri"/>
+          <w:sz w:val="21"/>
+          <w:szCs w:val="21"/>
+        </w:rPr>
+        <w:t xml:space="preserve"> 的值(同意 / 你们现场另有约定:______)</w:t>
       </w:r>
     </w:p>
     <w:p>
